--- a/content-drive/index.docx
+++ b/content-drive/index.docx
@@ -1,7 +1,185 @@
 
 <file path=word/document.xml><?xml version="1.0" encoding="utf-8"?>
-<w:document xmlns:w="http://schemas.openxmlformats.org/wordprocessingml/2006/main" xmlns:r="http://schemas.openxmlformats.org/officeDocument/2006/relationships">
+<w:document xmlns:w="http://schemas.openxmlformats.org/wordprocessingml/2006/main" xmlns:r="http://schemas.openxmlformats.org/officeDocument/2006/relationships" xmlns:wp="http://schemas.openxmlformats.org/drawingml/2006/wordprocessingDrawing" xmlns:a="http://schemas.openxmlformats.org/drawingml/2006/main" xmlns:pic="http://schemas.openxmlformats.org/drawingml/2006/picture">
   <w:body>
+    <w:tbl>
+      <w:tblPr>
+        <w:tblW w:w="0" w:type="auto"/>
+        <w:tblBorders>
+          <w:top w:val="single" w:sz="4" w:color="999999"/>
+          <w:left w:val="single" w:sz="4" w:color="999999"/>
+          <w:bottom w:val="single" w:sz="4" w:color="999999"/>
+          <w:right w:val="single" w:sz="4" w:color="999999"/>
+          <w:insideH w:val="single" w:sz="4" w:color="999999"/>
+          <w:insideV w:val="single" w:sz="4" w:color="999999"/>
+        </w:tblBorders>
+      </w:tblPr>
+      <w:tblGrid>
+        <w:gridCol w:w="4500"/>
+        <w:gridCol w:w="4500"/>
+      </w:tblGrid>
+      <w:tr>
+        <w:tc>
+          <w:tcPr>
+            <w:gridSpan w:val="2"/>
+          </w:tcPr>
+          <w:p>
+            <w:r>
+              <w:t xml:space="preserve">Hero</w:t>
+            </w:r>
+          </w:p>
+        </w:tc>
+      </w:tr>
+      <w:tr>
+        <w:tc>
+          <w:p>
+            <w:r>
+              <w:t xml:space="preserve">Lanzamiento exclusivo 2026</w:t>
+            </w:r>
+          </w:p>
+          <w:p>
+            <w:pPr>
+              <w:pStyle w:val="Heading1"/>
+            </w:pPr>
+            <w:r>
+              <w:t xml:space="preserve">El futuro de la </w:t>
+            </w:r>
+            <w:r>
+              <w:rPr>
+                <w:i/>
+              </w:rPr>
+              <w:t xml:space="preserve">conectividad</w:t>
+            </w:r>
+            <w:r>
+              <w:t xml:space="preserve"> está aquí</w:t>
+            </w:r>
+          </w:p>
+          <w:p>
+            <w:r>
+              <w:t xml:space="preserve">Los mejores smartphones del mercado con planes ilimitados diseñados para México. Conéctate sin límites.</w:t>
+            </w:r>
+          </w:p>
+          <w:p>
+            <w:hyperlink r:id="rIdL1">
+              <w:r>
+                <w:rPr>
+                  <w:b/>
+                  <w:color w:val="1155CC"/>
+                  <w:u w:val="single"/>
+                </w:rPr>
+                <w:t xml:space="preserve">Ver celulares</w:t>
+              </w:r>
+            </w:hyperlink>
+          </w:p>
+          <w:p>
+            <w:hyperlink r:id="rIdL2">
+              <w:r>
+                <w:rPr>
+                  <w:i/>
+                  <w:color w:val="1155CC"/>
+                  <w:u w:val="single"/>
+                </w:rPr>
+                <w:t xml:space="preserve">Ver planes</w:t>
+              </w:r>
+            </w:hyperlink>
+          </w:p>
+          <w:p>
+            <w:pPr>
+              <w:numPr>
+                <w:ilvl w:val="0"/>
+                <w:numId w:val="1"/>
+              </w:numPr>
+            </w:pPr>
+            <w:r>
+              <w:rPr>
+                <w:b/>
+              </w:rPr>
+              <w:t xml:space="preserve">4.9M+</w:t>
+            </w:r>
+            <w:r>
+              <w:t xml:space="preserve"> Usuarios activos</w:t>
+            </w:r>
+          </w:p>
+          <w:p>
+            <w:pPr>
+              <w:numPr>
+                <w:ilvl w:val="0"/>
+                <w:numId w:val="1"/>
+              </w:numPr>
+            </w:pPr>
+            <w:r>
+              <w:rPr>
+                <w:b/>
+              </w:rPr>
+              <w:t xml:space="preserve">99.8%</w:t>
+            </w:r>
+            <w:r>
+              <w:t xml:space="preserve"> Cobertura 5G</w:t>
+            </w:r>
+          </w:p>
+          <w:p>
+            <w:pPr>
+              <w:numPr>
+                <w:ilvl w:val="0"/>
+                <w:numId w:val="1"/>
+              </w:numPr>
+            </w:pPr>
+            <w:r>
+              <w:rPr>
+                <w:b/>
+              </w:rPr>
+              <w:t xml:space="preserve">24/7</w:t>
+            </w:r>
+            <w:r>
+              <w:t xml:space="preserve"> Soporte</w:t>
+            </w:r>
+          </w:p>
+        </w:tc>
+        <w:tc>
+          <w:p>
+            <w:r>
+              <w:drawing>
+                <wp:inline distT="0" distB="0" distL="0" distR="0">
+                  <wp:extent cx="3333750" cy="3333750"/>
+                  <wp:docPr id="1" name="Picture 1" descr="Smartphone NovaMóvil sobre fondo oscuro"/>
+                  <a:graphic>
+                    <a:graphicData uri="http://schemas.openxmlformats.org/drawingml/2006/picture">
+                      <pic:pic>
+                        <pic:nvPicPr>
+                          <pic:cNvPr id="1" name="image1.jpeg" descr="Smartphone NovaMóvil sobre fondo oscuro"/>
+                          <pic:cNvPicPr/>
+                        </pic:nvPicPr>
+                        <pic:blipFill>
+                          <a:blip r:embed="rIdImg1"/>
+                          <a:stretch>
+                            <a:fillRect/>
+                          </a:stretch>
+                        </pic:blipFill>
+                        <pic:spPr>
+                          <a:xfrm>
+                            <a:off x="0" y="0"/>
+                            <a:ext cx="3333750" cy="3333750"/>
+                          </a:xfrm>
+                          <a:prstGeom prst="rect">
+                            <a:avLst/>
+                          </a:prstGeom>
+                        </pic:spPr>
+                      </pic:pic>
+                    </a:graphicData>
+                  </a:graphic>
+                </wp:inline>
+              </w:drawing>
+            </w:r>
+          </w:p>
+        </w:tc>
+      </w:tr>
+    </w:tbl>
+    <w:p/>
+    <w:p>
+      <w:r>
+        <w:t xml:space="preserve">---</w:t>
+      </w:r>
+    </w:p>
     <w:p>
       <w:pPr>
         <w:pStyle w:val="Heading2"/>
@@ -42,7 +220,7 @@
             </w:r>
           </w:p>
           <w:p>
-            <w:hyperlink r:id="rIdL1">
+            <w:hyperlink r:id="rIdL3">
               <w:r>
                 <w:rPr>
                   <w:color w:val="1155CC"/>
@@ -62,7 +240,7 @@
             </w:r>
           </w:p>
           <w:p>
-            <w:hyperlink r:id="rIdL2">
+            <w:hyperlink r:id="rIdL4">
               <w:r>
                 <w:rPr>
                   <w:color w:val="1155CC"/>
@@ -82,7 +260,7 @@
             </w:r>
           </w:p>
           <w:p>
-            <w:hyperlink r:id="rIdL3">
+            <w:hyperlink r:id="rIdL5">
               <w:r>
                 <w:rPr>
                   <w:color w:val="1155CC"/>
@@ -102,7 +280,7 @@
             </w:r>
           </w:p>
           <w:p>
-            <w:hyperlink r:id="rIdL4">
+            <w:hyperlink r:id="rIdL6">
               <w:r>
                 <w:rPr>
                   <w:color w:val="1155CC"/>
@@ -122,7 +300,7 @@
             </w:r>
           </w:p>
           <w:p>
-            <w:hyperlink r:id="rIdL5">
+            <w:hyperlink r:id="rIdL7">
               <w:r>
                 <w:rPr>
                   <w:color w:val="1155CC"/>
@@ -142,7 +320,7 @@
             </w:r>
           </w:p>
           <w:p>
-            <w:hyperlink r:id="rIdL6">
+            <w:hyperlink r:id="rIdL8">
               <w:r>
                 <w:rPr>
                   <w:color w:val="1155CC"/>
@@ -170,7 +348,7 @@
       </w:r>
     </w:p>
     <w:p>
-      <w:hyperlink r:id="rIdL7">
+      <w:hyperlink r:id="rIdL9">
         <w:r>
           <w:rPr>
             <w:color w:val="1155CC"/>
@@ -269,7 +447,7 @@
             </w:r>
           </w:p>
           <w:p>
-            <w:hyperlink r:id="rIdL8">
+            <w:hyperlink r:id="rIdL10">
               <w:r>
                 <w:rPr>
                   <w:color w:val="1155CC"/>
@@ -342,7 +520,7 @@
             </w:r>
           </w:p>
           <w:p>
-            <w:hyperlink r:id="rIdL9">
+            <w:hyperlink r:id="rIdL11">
               <w:r>
                 <w:rPr>
                   <w:color w:val="1155CC"/>
@@ -407,7 +585,7 @@
             </w:r>
           </w:p>
           <w:p>
-            <w:hyperlink r:id="rIdL10">
+            <w:hyperlink r:id="rIdL12">
               <w:r>
                 <w:rPr>
                   <w:color w:val="1155CC"/>
@@ -480,7 +658,7 @@
             </w:r>
           </w:p>
           <w:p>
-            <w:hyperlink r:id="rIdL11">
+            <w:hyperlink r:id="rIdL13">
               <w:r>
                 <w:rPr>
                   <w:color w:val="1155CC"/>
@@ -562,7 +740,7 @@
 </file>
 
 <file path=word/numbering.xml><?xml version="1.0" encoding="utf-8"?>
-<w:numbering xmlns:w="http://schemas.openxmlformats.org/wordprocessingml/2006/main" xmlns:r="http://schemas.openxmlformats.org/officeDocument/2006/relationships">
+<w:numbering xmlns:w="http://schemas.openxmlformats.org/wordprocessingml/2006/main" xmlns:r="http://schemas.openxmlformats.org/officeDocument/2006/relationships" xmlns:wp="http://schemas.openxmlformats.org/drawingml/2006/wordprocessingDrawing" xmlns:a="http://schemas.openxmlformats.org/drawingml/2006/main" xmlns:pic="http://schemas.openxmlformats.org/drawingml/2006/picture">
   <w:abstractNum w:abstractNumId="0">
     <w:lvl w:ilvl="0">
       <w:start w:val="1"/>
@@ -605,7 +783,7 @@
 </file>
 
 <file path=word/styles.xml><?xml version="1.0" encoding="utf-8"?>
-<w:styles xmlns:w="http://schemas.openxmlformats.org/wordprocessingml/2006/main" xmlns:r="http://schemas.openxmlformats.org/officeDocument/2006/relationships">
+<w:styles xmlns:w="http://schemas.openxmlformats.org/wordprocessingml/2006/main" xmlns:r="http://schemas.openxmlformats.org/officeDocument/2006/relationships" xmlns:wp="http://schemas.openxmlformats.org/drawingml/2006/wordprocessingDrawing" xmlns:a="http://schemas.openxmlformats.org/drawingml/2006/main" xmlns:pic="http://schemas.openxmlformats.org/drawingml/2006/picture">
   <w:style w:type="paragraph" w:default="1" w:styleId="Normal">
     <w:name w:val="Normal"/>
     <w:qFormat/>

--- a/content-drive/index.docx
+++ b/content-drive/index.docx
@@ -25,7 +25,7 @@
           </w:tcPr>
           <w:p>
             <w:r>
-              <w:t xml:space="preserve">Hero</w:t>
+              <w:t xml:space="preserve">Hero Novamovil</w:t>
             </w:r>
           </w:p>
         </w:tc>

--- a/content-drive/index.docx
+++ b/content-drive/index.docx
@@ -202,23 +202,29 @@
       </w:tblPr>
       <w:tblGrid>
         <w:gridCol w:w="4500"/>
+        <w:gridCol w:w="4500"/>
       </w:tblGrid>
       <w:tr>
         <w:tc>
-          <w:p>
-            <w:r>
-              <w:t xml:space="preserve">Cards</w:t>
-            </w:r>
-          </w:p>
-        </w:tc>
-      </w:tr>
-      <w:tr>
-        <w:tc>
-          <w:p>
-            <w:r>
-              <w:t xml:space="preserve">📱</w:t>
-            </w:r>
-          </w:p>
+          <w:tcPr>
+            <w:gridSpan w:val="2"/>
+          </w:tcPr>
+          <w:p>
+            <w:r>
+              <w:t xml:space="preserve">Card Categories</w:t>
+            </w:r>
+          </w:p>
+        </w:tc>
+      </w:tr>
+      <w:tr>
+        <w:tc>
+          <w:p>
+            <w:r>
+              <w:t xml:space="preserve">Endpoint</w:t>
+            </w:r>
+          </w:p>
+        </w:tc>
+        <w:tc>
           <w:p>
             <w:hyperlink r:id="rIdL3">
               <w:r>
@@ -226,7 +232,7 @@
                   <w:color w:val="1155CC"/>
                   <w:u w:val="single"/>
                 </w:rPr>
-                <w:t xml:space="preserve">Celulares</w:t>
+                <w:t xml:space="preserve">https://cca7ebd1-f76f-47d0-a949-b4b8618f05e5.mock.pstmn.io/api/v1/home/categories</w:t>
               </w:r>
             </w:hyperlink>
           </w:p>
@@ -236,99 +242,31 @@
         <w:tc>
           <w:p>
             <w:r>
-              <w:t xml:space="preserve">📶</w:t>
-            </w:r>
-          </w:p>
-          <w:p>
-            <w:hyperlink r:id="rIdL4">
-              <w:r>
-                <w:rPr>
-                  <w:color w:val="1155CC"/>
-                  <w:u w:val="single"/>
-                </w:rPr>
-                <w:t xml:space="preserve">Planes</w:t>
-              </w:r>
-            </w:hyperlink>
-          </w:p>
-        </w:tc>
-      </w:tr>
-      <w:tr>
-        <w:tc>
-          <w:p>
-            <w:r>
-              <w:t xml:space="preserve">🎧</w:t>
-            </w:r>
-          </w:p>
-          <w:p>
-            <w:hyperlink r:id="rIdL5">
-              <w:r>
-                <w:rPr>
-                  <w:color w:val="1155CC"/>
-                  <w:u w:val="single"/>
-                </w:rPr>
-                <w:t xml:space="preserve">Accesorios</w:t>
-              </w:r>
-            </w:hyperlink>
-          </w:p>
-        </w:tc>
-      </w:tr>
-      <w:tr>
-        <w:tc>
-          <w:p>
-            <w:r>
-              <w:t xml:space="preserve">🏠</w:t>
-            </w:r>
-          </w:p>
-          <w:p>
-            <w:hyperlink r:id="rIdL6">
-              <w:r>
-                <w:rPr>
-                  <w:color w:val="1155CC"/>
-                  <w:u w:val="single"/>
-                </w:rPr>
-                <w:t xml:space="preserve">Hogar</w:t>
-              </w:r>
-            </w:hyperlink>
-          </w:p>
-        </w:tc>
-      </w:tr>
-      <w:tr>
-        <w:tc>
-          <w:p>
-            <w:r>
-              <w:t xml:space="preserve">⌚</w:t>
-            </w:r>
-          </w:p>
-          <w:p>
-            <w:hyperlink r:id="rIdL7">
-              <w:r>
-                <w:rPr>
-                  <w:color w:val="1155CC"/>
-                  <w:u w:val="single"/>
-                </w:rPr>
-                <w:t xml:space="preserve">Wearables</w:t>
-              </w:r>
-            </w:hyperlink>
-          </w:p>
-        </w:tc>
-      </w:tr>
-      <w:tr>
-        <w:tc>
-          <w:p>
-            <w:r>
-              <w:t xml:space="preserve">🔄</w:t>
-            </w:r>
-          </w:p>
-          <w:p>
-            <w:hyperlink r:id="rIdL8">
-              <w:r>
-                <w:rPr>
-                  <w:color w:val="1155CC"/>
-                  <w:u w:val="single"/>
-                </w:rPr>
-                <w:t xml:space="preserve">Portabilidad</w:t>
-              </w:r>
-            </w:hyperlink>
+              <w:t xml:space="preserve">Alert Duration</w:t>
+            </w:r>
+          </w:p>
+        </w:tc>
+        <w:tc>
+          <w:p>
+            <w:r>
+              <w:t xml:space="preserve">5</w:t>
+            </w:r>
+          </w:p>
+        </w:tc>
+      </w:tr>
+      <w:tr>
+        <w:tc>
+          <w:p>
+            <w:r>
+              <w:t xml:space="preserve">Alert Color</w:t>
+            </w:r>
+          </w:p>
+        </w:tc>
+        <w:tc>
+          <w:p>
+            <w:r>
+              <w:t xml:space="preserve">error</w:t>
+            </w:r>
           </w:p>
         </w:tc>
       </w:tr>
@@ -348,7 +286,7 @@
       </w:r>
     </w:p>
     <w:p>
-      <w:hyperlink r:id="rIdL9">
+      <w:hyperlink r:id="rIdL4">
         <w:r>
           <w:rPr>
             <w:color w:val="1155CC"/>
@@ -447,7 +385,7 @@
             </w:r>
           </w:p>
           <w:p>
-            <w:hyperlink r:id="rIdL10">
+            <w:hyperlink r:id="rIdL5">
               <w:r>
                 <w:rPr>
                   <w:color w:val="1155CC"/>
@@ -520,7 +458,7 @@
             </w:r>
           </w:p>
           <w:p>
-            <w:hyperlink r:id="rIdL11">
+            <w:hyperlink r:id="rIdL6">
               <w:r>
                 <w:rPr>
                   <w:color w:val="1155CC"/>
@@ -585,7 +523,7 @@
             </w:r>
           </w:p>
           <w:p>
-            <w:hyperlink r:id="rIdL12">
+            <w:hyperlink r:id="rIdL7">
               <w:r>
                 <w:rPr>
                   <w:color w:val="1155CC"/>
@@ -658,7 +596,7 @@
             </w:r>
           </w:p>
           <w:p>
-            <w:hyperlink r:id="rIdL13">
+            <w:hyperlink r:id="rIdL8">
               <w:r>
                 <w:rPr>
                   <w:color w:val="1155CC"/>

--- a/content-drive/index.docx
+++ b/content-drive/index.docx
@@ -277,25 +277,6 @@
         <w:t xml:space="preserve">---</w:t>
       </w:r>
     </w:p>
-    <w:p>
-      <w:pPr>
-        <w:pStyle w:val="Heading2"/>
-      </w:pPr>
-      <w:r>
-        <w:t xml:space="preserve">Productos destacados</w:t>
-      </w:r>
-    </w:p>
-    <w:p>
-      <w:hyperlink r:id="rIdL4">
-        <w:r>
-          <w:rPr>
-            <w:color w:val="1155CC"/>
-            <w:u w:val="single"/>
-          </w:rPr>
-          <w:t xml:space="preserve">Ver todos</w:t>
-        </w:r>
-      </w:hyperlink>
-    </w:p>
     <w:tbl>
       <w:tblPr>
         <w:tblW w:w="0" w:type="auto"/>
@@ -319,71 +300,58 @@
           </w:tcPr>
           <w:p>
             <w:r>
-              <w:t xml:space="preserve">Cards</w:t>
-            </w:r>
-          </w:p>
-        </w:tc>
-      </w:tr>
-      <w:tr>
-        <w:tc>
-          <w:p>
-            <w:r>
-              <w:rPr>
-                <w:i/>
-              </w:rPr>
-              <w:t xml:space="preserve">(Inserta aquí la foto del producto)</w:t>
-            </w:r>
-          </w:p>
-        </w:tc>
-        <w:tc>
-          <w:p>
-            <w:r>
-              <w:rPr>
-                <w:b/>
-              </w:rPr>
-              <w:t xml:space="preserve">Más vendido</w:t>
-            </w:r>
-          </w:p>
-          <w:p>
-            <w:r>
-              <w:t xml:space="preserve">14% OFF</w:t>
-            </w:r>
-          </w:p>
-          <w:p>
-            <w:r>
-              <w:t xml:space="preserve">APPLE</w:t>
-            </w:r>
-          </w:p>
-          <w:p>
-            <w:pPr>
-              <w:pStyle w:val="Heading3"/>
-            </w:pPr>
-            <w:r>
-              <w:t xml:space="preserve">iPhone 15 Pro</w:t>
-            </w:r>
-          </w:p>
-          <w:p>
-            <w:r>
-              <w:t xml:space="preserve">★★★★☆ (1243)</w:t>
-            </w:r>
-          </w:p>
-          <w:p>
-            <w:r>
-              <w:rPr>
-                <w:b/>
-              </w:rPr>
-              <w:t xml:space="preserve">$29,999</w:t>
-            </w:r>
-            <w:r>
-              <w:t xml:space="preserve"> </w:t>
-            </w:r>
-            <w:r>
-              <w:rPr>
-                <w:strike/>
-              </w:rPr>
-              <w:t xml:space="preserve">$34,999</w:t>
-            </w:r>
-          </w:p>
+              <w:t xml:space="preserve">Card Featured</w:t>
+            </w:r>
+          </w:p>
+        </w:tc>
+      </w:tr>
+      <w:tr>
+        <w:tc>
+          <w:p>
+            <w:r>
+              <w:t xml:space="preserve">Title</w:t>
+            </w:r>
+          </w:p>
+        </w:tc>
+        <w:tc>
+          <w:p>
+            <w:r>
+              <w:t xml:space="preserve">Productos destacados</w:t>
+            </w:r>
+          </w:p>
+        </w:tc>
+      </w:tr>
+      <w:tr>
+        <w:tc>
+          <w:p>
+            <w:r>
+              <w:t xml:space="preserve">Link</w:t>
+            </w:r>
+          </w:p>
+        </w:tc>
+        <w:tc>
+          <w:p>
+            <w:hyperlink r:id="rIdL4">
+              <w:r>
+                <w:rPr>
+                  <w:color w:val="1155CC"/>
+                  <w:u w:val="single"/>
+                </w:rPr>
+                <w:t xml:space="preserve">Ver todos</w:t>
+              </w:r>
+            </w:hyperlink>
+          </w:p>
+        </w:tc>
+      </w:tr>
+      <w:tr>
+        <w:tc>
+          <w:p>
+            <w:r>
+              <w:t xml:space="preserve">Endpoint</w:t>
+            </w:r>
+          </w:p>
+        </w:tc>
+        <w:tc>
           <w:p>
             <w:hyperlink r:id="rIdL5">
               <w:r>
@@ -391,7 +359,7 @@
                   <w:color w:val="1155CC"/>
                   <w:u w:val="single"/>
                 </w:rPr>
-                <w:t xml:space="preserve">Ver producto</w:t>
+                <w:t xml:space="preserve">https://cca7ebd1-f76f-47d0-a949-b4b8618f05e5.mock.pstmn.io/api/v1/products/featured</w:t>
               </w:r>
             </w:hyperlink>
           </w:p>
@@ -401,210 +369,47 @@
         <w:tc>
           <w:p>
             <w:r>
-              <w:rPr>
-                <w:i/>
-              </w:rPr>
-              <w:t xml:space="preserve">(Inserta aquí la foto del producto)</w:t>
-            </w:r>
-          </w:p>
-        </w:tc>
-        <w:tc>
-          <w:p>
-            <w:r>
-              <w:rPr>
-                <w:b/>
-              </w:rPr>
-              <w:t xml:space="preserve">Nuevo</w:t>
-            </w:r>
-          </w:p>
-          <w:p>
-            <w:r>
-              <w:t xml:space="preserve">13% OFF</w:t>
-            </w:r>
-          </w:p>
-          <w:p>
-            <w:r>
-              <w:t xml:space="preserve">SAMSUNG</w:t>
-            </w:r>
-          </w:p>
-          <w:p>
-            <w:pPr>
-              <w:pStyle w:val="Heading3"/>
-            </w:pPr>
-            <w:r>
-              <w:t xml:space="preserve">Galaxy S24 Ultra</w:t>
-            </w:r>
-          </w:p>
-          <w:p>
-            <w:r>
-              <w:t xml:space="preserve">★★★★☆ (876)</w:t>
-            </w:r>
-          </w:p>
-          <w:p>
-            <w:r>
-              <w:rPr>
-                <w:b/>
-              </w:rPr>
-              <w:t xml:space="preserve">$32,999</w:t>
-            </w:r>
-            <w:r>
-              <w:t xml:space="preserve"> </w:t>
-            </w:r>
-            <w:r>
-              <w:rPr>
-                <w:strike/>
-              </w:rPr>
-              <w:t xml:space="preserve">$37,999</w:t>
-            </w:r>
-          </w:p>
-          <w:p>
-            <w:hyperlink r:id="rIdL6">
-              <w:r>
-                <w:rPr>
-                  <w:color w:val="1155CC"/>
-                  <w:u w:val="single"/>
-                </w:rPr>
-                <w:t xml:space="preserve">Ver producto</w:t>
-              </w:r>
-            </w:hyperlink>
-          </w:p>
-        </w:tc>
-      </w:tr>
-      <w:tr>
-        <w:tc>
-          <w:p>
-            <w:r>
-              <w:rPr>
-                <w:i/>
-              </w:rPr>
-              <w:t xml:space="preserve">(Inserta aquí la foto del producto)</w:t>
-            </w:r>
-          </w:p>
-        </w:tc>
-        <w:tc>
-          <w:p>
-            <w:r>
-              <w:t xml:space="preserve">17% OFF</w:t>
-            </w:r>
-          </w:p>
-          <w:p>
-            <w:r>
-              <w:t xml:space="preserve">MOTOROLA</w:t>
-            </w:r>
-          </w:p>
-          <w:p>
-            <w:pPr>
-              <w:pStyle w:val="Heading3"/>
-            </w:pPr>
-            <w:r>
-              <w:t xml:space="preserve">Edge 50 Pro</w:t>
-            </w:r>
-          </w:p>
-          <w:p>
-            <w:r>
-              <w:t xml:space="preserve">★★★★☆ (432)</w:t>
-            </w:r>
-          </w:p>
-          <w:p>
-            <w:r>
-              <w:rPr>
-                <w:b/>
-              </w:rPr>
-              <w:t xml:space="preserve">$14,999</w:t>
-            </w:r>
-            <w:r>
-              <w:t xml:space="preserve"> </w:t>
-            </w:r>
-            <w:r>
-              <w:rPr>
-                <w:strike/>
-              </w:rPr>
-              <w:t xml:space="preserve">$17,999</w:t>
-            </w:r>
-          </w:p>
-          <w:p>
-            <w:hyperlink r:id="rIdL7">
-              <w:r>
-                <w:rPr>
-                  <w:color w:val="1155CC"/>
-                  <w:u w:val="single"/>
-                </w:rPr>
-                <w:t xml:space="preserve">Ver producto</w:t>
-              </w:r>
-            </w:hyperlink>
-          </w:p>
-        </w:tc>
-      </w:tr>
-      <w:tr>
-        <w:tc>
-          <w:p>
-            <w:r>
-              <w:rPr>
-                <w:i/>
-              </w:rPr>
-              <w:t xml:space="preserve">(Inserta aquí la foto del producto)</w:t>
-            </w:r>
-          </w:p>
-        </w:tc>
-        <w:tc>
-          <w:p>
-            <w:r>
-              <w:rPr>
-                <w:b/>
-              </w:rPr>
-              <w:t xml:space="preserve">Premium</w:t>
-            </w:r>
-          </w:p>
-          <w:p>
-            <w:r>
-              <w:t xml:space="preserve">7% OFF</w:t>
-            </w:r>
-          </w:p>
-          <w:p>
-            <w:r>
-              <w:t xml:space="preserve">XIAOMI</w:t>
-            </w:r>
-          </w:p>
-          <w:p>
-            <w:pPr>
-              <w:pStyle w:val="Heading3"/>
-            </w:pPr>
-            <w:r>
-              <w:t xml:space="preserve">14 Ultra</w:t>
-            </w:r>
-          </w:p>
-          <w:p>
-            <w:r>
-              <w:t xml:space="preserve">★★★★☆ (284)</w:t>
-            </w:r>
-          </w:p>
-          <w:p>
-            <w:r>
-              <w:rPr>
-                <w:b/>
-              </w:rPr>
-              <w:t xml:space="preserve">$27,999</w:t>
-            </w:r>
-            <w:r>
-              <w:t xml:space="preserve"> </w:t>
-            </w:r>
-            <w:r>
-              <w:rPr>
-                <w:strike/>
-              </w:rPr>
-              <w:t xml:space="preserve">$29,999</w:t>
-            </w:r>
-          </w:p>
-          <w:p>
-            <w:hyperlink r:id="rIdL8">
-              <w:r>
-                <w:rPr>
-                  <w:color w:val="1155CC"/>
-                  <w:u w:val="single"/>
-                </w:rPr>
-                <w:t xml:space="preserve">Ver producto</w:t>
-              </w:r>
-            </w:hyperlink>
+              <w:t xml:space="preserve">Product Link</w:t>
+            </w:r>
+          </w:p>
+        </w:tc>
+        <w:tc>
+          <w:p>
+            <w:r>
+              <w:t xml:space="preserve">/productos/{sku}</w:t>
+            </w:r>
+          </w:p>
+        </w:tc>
+      </w:tr>
+      <w:tr>
+        <w:tc>
+          <w:p>
+            <w:r>
+              <w:t xml:space="preserve">Alert Duration</w:t>
+            </w:r>
+          </w:p>
+        </w:tc>
+        <w:tc>
+          <w:p>
+            <w:r>
+              <w:t xml:space="preserve">5</w:t>
+            </w:r>
+          </w:p>
+        </w:tc>
+      </w:tr>
+      <w:tr>
+        <w:tc>
+          <w:p>
+            <w:r>
+              <w:t xml:space="preserve">Alert Color</w:t>
+            </w:r>
+          </w:p>
+        </w:tc>
+        <w:tc>
+          <w:p>
+            <w:r>
+              <w:t xml:space="preserve">error</w:t>
+            </w:r>
           </w:p>
         </w:tc>
       </w:tr>

--- a/content-drive/index.docx
+++ b/content-drive/index.docx
@@ -377,6 +377,127 @@
           <w:p>
             <w:r>
               <w:t xml:space="preserve">/productos/{sku}</w:t>
+            </w:r>
+          </w:p>
+        </w:tc>
+      </w:tr>
+      <w:tr>
+        <w:tc>
+          <w:p>
+            <w:r>
+              <w:t xml:space="preserve">Alert Duration</w:t>
+            </w:r>
+          </w:p>
+        </w:tc>
+        <w:tc>
+          <w:p>
+            <w:r>
+              <w:t xml:space="preserve">5</w:t>
+            </w:r>
+          </w:p>
+        </w:tc>
+      </w:tr>
+      <w:tr>
+        <w:tc>
+          <w:p>
+            <w:r>
+              <w:t xml:space="preserve">Alert Color</w:t>
+            </w:r>
+          </w:p>
+        </w:tc>
+        <w:tc>
+          <w:p>
+            <w:r>
+              <w:t xml:space="preserve">error</w:t>
+            </w:r>
+          </w:p>
+        </w:tc>
+      </w:tr>
+    </w:tbl>
+    <w:p/>
+    <w:p>
+      <w:r>
+        <w:t xml:space="preserve">---</w:t>
+      </w:r>
+    </w:p>
+    <w:tbl>
+      <w:tblPr>
+        <w:tblW w:w="0" w:type="auto"/>
+        <w:tblBorders>
+          <w:top w:val="single" w:sz="4" w:color="999999"/>
+          <w:left w:val="single" w:sz="4" w:color="999999"/>
+          <w:bottom w:val="single" w:sz="4" w:color="999999"/>
+          <w:right w:val="single" w:sz="4" w:color="999999"/>
+          <w:insideH w:val="single" w:sz="4" w:color="999999"/>
+          <w:insideV w:val="single" w:sz="4" w:color="999999"/>
+        </w:tblBorders>
+      </w:tblPr>
+      <w:tblGrid>
+        <w:gridCol w:w="4500"/>
+        <w:gridCol w:w="4500"/>
+      </w:tblGrid>
+      <w:tr>
+        <w:tc>
+          <w:tcPr>
+            <w:gridSpan w:val="2"/>
+          </w:tcPr>
+          <w:p>
+            <w:r>
+              <w:t xml:space="preserve">Card Promotions</w:t>
+            </w:r>
+          </w:p>
+        </w:tc>
+      </w:tr>
+      <w:tr>
+        <w:tc>
+          <w:p>
+            <w:r>
+              <w:t xml:space="preserve">Title</w:t>
+            </w:r>
+          </w:p>
+        </w:tc>
+        <w:tc>
+          <w:p>
+            <w:r>
+              <w:t xml:space="preserve">Promociones</w:t>
+            </w:r>
+          </w:p>
+        </w:tc>
+      </w:tr>
+      <w:tr>
+        <w:tc>
+          <w:p>
+            <w:r>
+              <w:t xml:space="preserve">Endpoint</w:t>
+            </w:r>
+          </w:p>
+        </w:tc>
+        <w:tc>
+          <w:p>
+            <w:hyperlink r:id="rIdL6">
+              <w:r>
+                <w:rPr>
+                  <w:color w:val="1155CC"/>
+                  <w:u w:val="single"/>
+                </w:rPr>
+                <w:t xml:space="preserve">https://cca7ebd1-f76f-47d0-a949-b4b8618f05e5.mock.pstmn.io/api/v1/home/promotions</w:t>
+              </w:r>
+            </w:hyperlink>
+          </w:p>
+        </w:tc>
+      </w:tr>
+      <w:tr>
+        <w:tc>
+          <w:p>
+            <w:r>
+              <w:t xml:space="preserve">Promo Link</w:t>
+            </w:r>
+          </w:p>
+        </w:tc>
+        <w:tc>
+          <w:p>
+            <w:r>
+              <w:t xml:space="preserve">/promociones/{id}</w:t>
             </w:r>
           </w:p>
         </w:tc>

--- a/content-drive/index.docx
+++ b/content-drive/index.docx
@@ -28,6 +28,30 @@
               <w:t xml:space="preserve">Hero Novamovil</w:t>
             </w:r>
           </w:p>
+        </w:tc>
+      </w:tr>
+      <w:tr>
+        <w:tc>
+          <w:p>
+            <w:r>
+              <w:t xml:space="preserve">Styles</w:t>
+            </w:r>
+          </w:p>
+        </w:tc>
+        <w:tc>
+          <w:p/>
+        </w:tc>
+      </w:tr>
+      <w:tr>
+        <w:tc>
+          <w:p>
+            <w:r>
+              <w:t xml:space="preserve">Classname</w:t>
+            </w:r>
+          </w:p>
+        </w:tc>
+        <w:tc>
+          <w:p/>
         </w:tc>
       </w:tr>
       <w:tr>
@@ -220,6 +244,30 @@
         <w:tc>
           <w:p>
             <w:r>
+              <w:t xml:space="preserve">Styles</w:t>
+            </w:r>
+          </w:p>
+        </w:tc>
+        <w:tc>
+          <w:p/>
+        </w:tc>
+      </w:tr>
+      <w:tr>
+        <w:tc>
+          <w:p>
+            <w:r>
+              <w:t xml:space="preserve">Classname</w:t>
+            </w:r>
+          </w:p>
+        </w:tc>
+        <w:tc>
+          <w:p/>
+        </w:tc>
+      </w:tr>
+      <w:tr>
+        <w:tc>
+          <w:p>
+            <w:r>
               <w:t xml:space="preserve">Endpoint</w:t>
             </w:r>
           </w:p>
@@ -309,6 +357,30 @@
         <w:tc>
           <w:p>
             <w:r>
+              <w:t xml:space="preserve">Styles</w:t>
+            </w:r>
+          </w:p>
+        </w:tc>
+        <w:tc>
+          <w:p/>
+        </w:tc>
+      </w:tr>
+      <w:tr>
+        <w:tc>
+          <w:p>
+            <w:r>
+              <w:t xml:space="preserve">Classname</w:t>
+            </w:r>
+          </w:p>
+        </w:tc>
+        <w:tc>
+          <w:p/>
+        </w:tc>
+      </w:tr>
+      <w:tr>
+        <w:tc>
+          <w:p>
+            <w:r>
               <w:t xml:space="preserve">Title</w:t>
             </w:r>
           </w:p>
@@ -446,6 +518,30 @@
               <w:t xml:space="preserve">Card Promotions</w:t>
             </w:r>
           </w:p>
+        </w:tc>
+      </w:tr>
+      <w:tr>
+        <w:tc>
+          <w:p>
+            <w:r>
+              <w:t xml:space="preserve">Styles</w:t>
+            </w:r>
+          </w:p>
+        </w:tc>
+        <w:tc>
+          <w:p/>
+        </w:tc>
+      </w:tr>
+      <w:tr>
+        <w:tc>
+          <w:p>
+            <w:r>
+              <w:t xml:space="preserve">Classname</w:t>
+            </w:r>
+          </w:p>
+        </w:tc>
+        <w:tc>
+          <w:p/>
         </w:tc>
       </w:tr>
       <w:tr>

--- a/content-drive/index.docx
+++ b/content-drive/index.docx
@@ -204,14 +204,6 @@
         <w:t xml:space="preserve">---</w:t>
       </w:r>
     </w:p>
-    <w:p>
-      <w:pPr>
-        <w:pStyle w:val="Heading2"/>
-      </w:pPr>
-      <w:r>
-        <w:t xml:space="preserve">Categorías</w:t>
-      </w:r>
-    </w:p>
     <w:tbl>
       <w:tblPr>
         <w:tblW w:w="0" w:type="auto"/>
@@ -262,6 +254,22 @@
         </w:tc>
         <w:tc>
           <w:p/>
+        </w:tc>
+      </w:tr>
+      <w:tr>
+        <w:tc>
+          <w:p>
+            <w:r>
+              <w:t xml:space="preserve">Title</w:t>
+            </w:r>
+          </w:p>
+        </w:tc>
+        <w:tc>
+          <w:p>
+            <w:r>
+              <w:t xml:space="preserve">Categorías</w:t>
+            </w:r>
+          </w:p>
         </w:tc>
       </w:tr>
       <w:tr>

--- a/content-drive/index.docx
+++ b/content-drive/index.docx
@@ -17,11 +17,12 @@
       <w:tblGrid>
         <w:gridCol w:w="4500"/>
         <w:gridCol w:w="4500"/>
+        <w:gridCol w:w="4500"/>
       </w:tblGrid>
       <w:tr>
         <w:tc>
           <w:tcPr>
-            <w:gridSpan w:val="2"/>
+            <w:gridSpan w:val="3"/>
           </w:tcPr>
           <w:p>
             <w:r>
@@ -58,13 +59,28 @@
         <w:tc>
           <w:p>
             <w:r>
+              <w:t xml:space="preserve">Eyebrow</w:t>
+            </w:r>
+          </w:p>
+        </w:tc>
+        <w:tc>
+          <w:p>
+            <w:r>
               <w:t xml:space="preserve">Lanzamiento exclusivo 2026</w:t>
             </w:r>
           </w:p>
-          <w:p>
-            <w:pPr>
-              <w:pStyle w:val="Heading1"/>
-            </w:pPr>
+        </w:tc>
+      </w:tr>
+      <w:tr>
+        <w:tc>
+          <w:p>
+            <w:r>
+              <w:t xml:space="preserve">Title</w:t>
+            </w:r>
+          </w:p>
+        </w:tc>
+        <w:tc>
+          <w:p>
             <w:r>
               <w:t xml:space="preserve">El futuro de la </w:t>
             </w:r>
@@ -78,16 +94,37 @@
               <w:t xml:space="preserve"> está aquí</w:t>
             </w:r>
           </w:p>
+        </w:tc>
+      </w:tr>
+      <w:tr>
+        <w:tc>
+          <w:p>
+            <w:r>
+              <w:t xml:space="preserve">Description</w:t>
+            </w:r>
+          </w:p>
+        </w:tc>
+        <w:tc>
           <w:p>
             <w:r>
               <w:t xml:space="preserve">Los mejores smartphones del mercado con planes ilimitados diseñados para México. Conéctate sin límites.</w:t>
             </w:r>
           </w:p>
+        </w:tc>
+      </w:tr>
+      <w:tr>
+        <w:tc>
+          <w:p>
+            <w:r>
+              <w:t xml:space="preserve">Button 1</w:t>
+            </w:r>
+          </w:p>
+        </w:tc>
+        <w:tc>
           <w:p>
             <w:hyperlink r:id="rIdL1">
               <w:r>
                 <w:rPr>
-                  <w:b/>
                   <w:color w:val="1155CC"/>
                   <w:u w:val="single"/>
                 </w:rPr>
@@ -95,11 +132,21 @@
               </w:r>
             </w:hyperlink>
           </w:p>
+        </w:tc>
+      </w:tr>
+      <w:tr>
+        <w:tc>
+          <w:p>
+            <w:r>
+              <w:t xml:space="preserve">Button 2</w:t>
+            </w:r>
+          </w:p>
+        </w:tc>
+        <w:tc>
           <w:p>
             <w:hyperlink r:id="rIdL2">
               <w:r>
                 <w:rPr>
-                  <w:i/>
                   <w:color w:val="1155CC"/>
                   <w:u w:val="single"/>
                 </w:rPr>
@@ -107,55 +154,82 @@
               </w:r>
             </w:hyperlink>
           </w:p>
-          <w:p>
-            <w:pPr>
-              <w:numPr>
-                <w:ilvl w:val="0"/>
-                <w:numId w:val="1"/>
-              </w:numPr>
-            </w:pPr>
-            <w:r>
-              <w:rPr>
-                <w:b/>
-              </w:rPr>
+        </w:tc>
+      </w:tr>
+      <w:tr>
+        <w:tc>
+          <w:p>
+            <w:r>
+              <w:t xml:space="preserve">Stat 1</w:t>
+            </w:r>
+          </w:p>
+        </w:tc>
+        <w:tc>
+          <w:p>
+            <w:r>
               <w:t xml:space="preserve">4.9M+</w:t>
             </w:r>
-            <w:r>
-              <w:t xml:space="preserve"> Usuarios activos</w:t>
-            </w:r>
-          </w:p>
-          <w:p>
-            <w:pPr>
-              <w:numPr>
-                <w:ilvl w:val="0"/>
-                <w:numId w:val="1"/>
-              </w:numPr>
-            </w:pPr>
-            <w:r>
-              <w:rPr>
-                <w:b/>
-              </w:rPr>
+          </w:p>
+        </w:tc>
+        <w:tc>
+          <w:p>
+            <w:r>
+              <w:t xml:space="preserve">Usuarios activos</w:t>
+            </w:r>
+          </w:p>
+        </w:tc>
+      </w:tr>
+      <w:tr>
+        <w:tc>
+          <w:p>
+            <w:r>
+              <w:t xml:space="preserve">Stat 2</w:t>
+            </w:r>
+          </w:p>
+        </w:tc>
+        <w:tc>
+          <w:p>
+            <w:r>
               <w:t xml:space="preserve">99.8%</w:t>
             </w:r>
-            <w:r>
-              <w:t xml:space="preserve"> Cobertura 5G</w:t>
-            </w:r>
-          </w:p>
-          <w:p>
-            <w:pPr>
-              <w:numPr>
-                <w:ilvl w:val="0"/>
-                <w:numId w:val="1"/>
-              </w:numPr>
-            </w:pPr>
-            <w:r>
-              <w:rPr>
-                <w:b/>
-              </w:rPr>
+          </w:p>
+        </w:tc>
+        <w:tc>
+          <w:p>
+            <w:r>
+              <w:t xml:space="preserve">Cobertura 5G</w:t>
+            </w:r>
+          </w:p>
+        </w:tc>
+      </w:tr>
+      <w:tr>
+        <w:tc>
+          <w:p>
+            <w:r>
+              <w:t xml:space="preserve">Stat 3</w:t>
+            </w:r>
+          </w:p>
+        </w:tc>
+        <w:tc>
+          <w:p>
+            <w:r>
               <w:t xml:space="preserve">24/7</w:t>
             </w:r>
-            <w:r>
-              <w:t xml:space="preserve"> Soporte</w:t>
+          </w:p>
+        </w:tc>
+        <w:tc>
+          <w:p>
+            <w:r>
+              <w:t xml:space="preserve">Soporte</w:t>
+            </w:r>
+          </w:p>
+        </w:tc>
+      </w:tr>
+      <w:tr>
+        <w:tc>
+          <w:p>
+            <w:r>
+              <w:t xml:space="preserve">Image</w:t>
             </w:r>
           </w:p>
         </w:tc>

--- a/content-drive/index.docx
+++ b/content-drive/index.docx
@@ -4,7 +4,8 @@
   <w:body>
     <w:tbl>
       <w:tblPr>
-        <w:tblW w:w="0" w:type="auto"/>
+        <w:tblW w:w="9360" w:type="dxa"/>
+        <w:tblLayout w:type="fixed"/>
         <w:tblBorders>
           <w:top w:val="single" w:sz="4" w:color="999999"/>
           <w:left w:val="single" w:sz="4" w:color="999999"/>
@@ -15,13 +16,14 @@
         </w:tblBorders>
       </w:tblPr>
       <w:tblGrid>
-        <w:gridCol w:w="4500"/>
-        <w:gridCol w:w="4500"/>
-        <w:gridCol w:w="4500"/>
+        <w:gridCol w:w="2160"/>
+        <w:gridCol w:w="3600"/>
+        <w:gridCol w:w="3600"/>
       </w:tblGrid>
       <w:tr>
         <w:tc>
           <w:tcPr>
+            <w:tcW w:w="9360" w:type="dxa"/>
             <w:gridSpan w:val="3"/>
           </w:tcPr>
           <w:p>
@@ -33,6 +35,9 @@
       </w:tr>
       <w:tr>
         <w:tc>
+          <w:tcPr>
+            <w:tcW w:w="2160" w:type="dxa"/>
+          </w:tcPr>
           <w:p>
             <w:r>
               <w:t xml:space="preserve">Styles</w:t>
@@ -40,11 +45,18 @@
           </w:p>
         </w:tc>
         <w:tc>
+          <w:tcPr>
+            <w:tcW w:w="7200" w:type="dxa"/>
+            <w:gridSpan w:val="2"/>
+          </w:tcPr>
           <w:p/>
         </w:tc>
       </w:tr>
       <w:tr>
         <w:tc>
+          <w:tcPr>
+            <w:tcW w:w="2160" w:type="dxa"/>
+          </w:tcPr>
           <w:p>
             <w:r>
               <w:t xml:space="preserve">Classname</w:t>
@@ -52,18 +64,29 @@
           </w:p>
         </w:tc>
         <w:tc>
+          <w:tcPr>
+            <w:tcW w:w="7200" w:type="dxa"/>
+            <w:gridSpan w:val="2"/>
+          </w:tcPr>
           <w:p/>
         </w:tc>
       </w:tr>
       <w:tr>
         <w:tc>
-          <w:p>
-            <w:r>
-              <w:t xml:space="preserve">Eyebrow</w:t>
-            </w:r>
-          </w:p>
-        </w:tc>
-        <w:tc>
+          <w:tcPr>
+            <w:tcW w:w="2160" w:type="dxa"/>
+          </w:tcPr>
+          <w:p>
+            <w:r>
+              <w:t xml:space="preserve">Tag</w:t>
+            </w:r>
+          </w:p>
+        </w:tc>
+        <w:tc>
+          <w:tcPr>
+            <w:tcW w:w="7200" w:type="dxa"/>
+            <w:gridSpan w:val="2"/>
+          </w:tcPr>
           <w:p>
             <w:r>
               <w:t xml:space="preserve">Lanzamiento exclusivo 2026</w:t>
@@ -73,6 +96,9 @@
       </w:tr>
       <w:tr>
         <w:tc>
+          <w:tcPr>
+            <w:tcW w:w="2160" w:type="dxa"/>
+          </w:tcPr>
           <w:p>
             <w:r>
               <w:t xml:space="preserve">Title</w:t>
@@ -80,6 +106,10 @@
           </w:p>
         </w:tc>
         <w:tc>
+          <w:tcPr>
+            <w:tcW w:w="7200" w:type="dxa"/>
+            <w:gridSpan w:val="2"/>
+          </w:tcPr>
           <w:p>
             <w:r>
               <w:t xml:space="preserve">El futuro de la </w:t>
@@ -98,6 +128,9 @@
       </w:tr>
       <w:tr>
         <w:tc>
+          <w:tcPr>
+            <w:tcW w:w="2160" w:type="dxa"/>
+          </w:tcPr>
           <w:p>
             <w:r>
               <w:t xml:space="preserve">Description</w:t>
@@ -105,6 +138,10 @@
           </w:p>
         </w:tc>
         <w:tc>
+          <w:tcPr>
+            <w:tcW w:w="7200" w:type="dxa"/>
+            <w:gridSpan w:val="2"/>
+          </w:tcPr>
           <w:p>
             <w:r>
               <w:t xml:space="preserve">Los mejores smartphones del mercado con planes ilimitados diseñados para México. Conéctate sin límites.</w:t>
@@ -114,6 +151,9 @@
       </w:tr>
       <w:tr>
         <w:tc>
+          <w:tcPr>
+            <w:tcW w:w="2160" w:type="dxa"/>
+          </w:tcPr>
           <w:p>
             <w:r>
               <w:t xml:space="preserve">Button 1</w:t>
@@ -121,6 +161,10 @@
           </w:p>
         </w:tc>
         <w:tc>
+          <w:tcPr>
+            <w:tcW w:w="7200" w:type="dxa"/>
+            <w:gridSpan w:val="2"/>
+          </w:tcPr>
           <w:p>
             <w:hyperlink r:id="rIdL1">
               <w:r>
@@ -136,6 +180,9 @@
       </w:tr>
       <w:tr>
         <w:tc>
+          <w:tcPr>
+            <w:tcW w:w="2160" w:type="dxa"/>
+          </w:tcPr>
           <w:p>
             <w:r>
               <w:t xml:space="preserve">Button 2</w:t>
@@ -143,6 +190,10 @@
           </w:p>
         </w:tc>
         <w:tc>
+          <w:tcPr>
+            <w:tcW w:w="7200" w:type="dxa"/>
+            <w:gridSpan w:val="2"/>
+          </w:tcPr>
           <w:p>
             <w:hyperlink r:id="rIdL2">
               <w:r>
@@ -158,6 +209,9 @@
       </w:tr>
       <w:tr>
         <w:tc>
+          <w:tcPr>
+            <w:tcW w:w="2160" w:type="dxa"/>
+          </w:tcPr>
           <w:p>
             <w:r>
               <w:t xml:space="preserve">Stat 1</w:t>
@@ -165,6 +219,9 @@
           </w:p>
         </w:tc>
         <w:tc>
+          <w:tcPr>
+            <w:tcW w:w="3600" w:type="dxa"/>
+          </w:tcPr>
           <w:p>
             <w:r>
               <w:t xml:space="preserve">4.9M+</w:t>
@@ -172,6 +229,9 @@
           </w:p>
         </w:tc>
         <w:tc>
+          <w:tcPr>
+            <w:tcW w:w="3600" w:type="dxa"/>
+          </w:tcPr>
           <w:p>
             <w:r>
               <w:t xml:space="preserve">Usuarios activos</w:t>
@@ -181,6 +241,9 @@
       </w:tr>
       <w:tr>
         <w:tc>
+          <w:tcPr>
+            <w:tcW w:w="2160" w:type="dxa"/>
+          </w:tcPr>
           <w:p>
             <w:r>
               <w:t xml:space="preserve">Stat 2</w:t>
@@ -188,6 +251,9 @@
           </w:p>
         </w:tc>
         <w:tc>
+          <w:tcPr>
+            <w:tcW w:w="3600" w:type="dxa"/>
+          </w:tcPr>
           <w:p>
             <w:r>
               <w:t xml:space="preserve">99.8%</w:t>
@@ -195,6 +261,9 @@
           </w:p>
         </w:tc>
         <w:tc>
+          <w:tcPr>
+            <w:tcW w:w="3600" w:type="dxa"/>
+          </w:tcPr>
           <w:p>
             <w:r>
               <w:t xml:space="preserve">Cobertura 5G</w:t>
@@ -204,6 +273,9 @@
       </w:tr>
       <w:tr>
         <w:tc>
+          <w:tcPr>
+            <w:tcW w:w="2160" w:type="dxa"/>
+          </w:tcPr>
           <w:p>
             <w:r>
               <w:t xml:space="preserve">Stat 3</w:t>
@@ -211,6 +283,9 @@
           </w:p>
         </w:tc>
         <w:tc>
+          <w:tcPr>
+            <w:tcW w:w="3600" w:type="dxa"/>
+          </w:tcPr>
           <w:p>
             <w:r>
               <w:t xml:space="preserve">24/7</w:t>
@@ -218,6 +293,9 @@
           </w:p>
         </w:tc>
         <w:tc>
+          <w:tcPr>
+            <w:tcW w:w="3600" w:type="dxa"/>
+          </w:tcPr>
           <w:p>
             <w:r>
               <w:t xml:space="preserve">Soporte</w:t>
@@ -227,6 +305,9 @@
       </w:tr>
       <w:tr>
         <w:tc>
+          <w:tcPr>
+            <w:tcW w:w="2160" w:type="dxa"/>
+          </w:tcPr>
           <w:p>
             <w:r>
               <w:t xml:space="preserve">Image</w:t>
@@ -234,6 +315,10 @@
           </w:p>
         </w:tc>
         <w:tc>
+          <w:tcPr>
+            <w:tcW w:w="7200" w:type="dxa"/>
+            <w:gridSpan w:val="2"/>
+          </w:tcPr>
           <w:p>
             <w:r>
               <w:drawing>
@@ -280,7 +365,8 @@
     </w:p>
     <w:tbl>
       <w:tblPr>
-        <w:tblW w:w="0" w:type="auto"/>
+        <w:tblW w:w="9360" w:type="dxa"/>
+        <w:tblLayout w:type="fixed"/>
         <w:tblBorders>
           <w:top w:val="single" w:sz="4" w:color="999999"/>
           <w:left w:val="single" w:sz="4" w:color="999999"/>
@@ -291,12 +377,13 @@
         </w:tblBorders>
       </w:tblPr>
       <w:tblGrid>
-        <w:gridCol w:w="4500"/>
-        <w:gridCol w:w="4500"/>
+        <w:gridCol w:w="2160"/>
+        <w:gridCol w:w="7200"/>
       </w:tblGrid>
       <w:tr>
         <w:tc>
           <w:tcPr>
+            <w:tcW w:w="9360" w:type="dxa"/>
             <w:gridSpan w:val="2"/>
           </w:tcPr>
           <w:p>
@@ -308,6 +395,9 @@
       </w:tr>
       <w:tr>
         <w:tc>
+          <w:tcPr>
+            <w:tcW w:w="2160" w:type="dxa"/>
+          </w:tcPr>
           <w:p>
             <w:r>
               <w:t xml:space="preserve">Styles</w:t>
@@ -315,11 +405,17 @@
           </w:p>
         </w:tc>
         <w:tc>
+          <w:tcPr>
+            <w:tcW w:w="7200" w:type="dxa"/>
+          </w:tcPr>
           <w:p/>
         </w:tc>
       </w:tr>
       <w:tr>
         <w:tc>
+          <w:tcPr>
+            <w:tcW w:w="2160" w:type="dxa"/>
+          </w:tcPr>
           <w:p>
             <w:r>
               <w:t xml:space="preserve">Classname</w:t>
@@ -327,11 +423,17 @@
           </w:p>
         </w:tc>
         <w:tc>
+          <w:tcPr>
+            <w:tcW w:w="7200" w:type="dxa"/>
+          </w:tcPr>
           <w:p/>
         </w:tc>
       </w:tr>
       <w:tr>
         <w:tc>
+          <w:tcPr>
+            <w:tcW w:w="2160" w:type="dxa"/>
+          </w:tcPr>
           <w:p>
             <w:r>
               <w:t xml:space="preserve">Title</w:t>
@@ -339,6 +441,9 @@
           </w:p>
         </w:tc>
         <w:tc>
+          <w:tcPr>
+            <w:tcW w:w="7200" w:type="dxa"/>
+          </w:tcPr>
           <w:p>
             <w:r>
               <w:t xml:space="preserve">Categorías</w:t>
@@ -348,6 +453,9 @@
       </w:tr>
       <w:tr>
         <w:tc>
+          <w:tcPr>
+            <w:tcW w:w="2160" w:type="dxa"/>
+          </w:tcPr>
           <w:p>
             <w:r>
               <w:t xml:space="preserve">Endpoint</w:t>
@@ -355,6 +463,9 @@
           </w:p>
         </w:tc>
         <w:tc>
+          <w:tcPr>
+            <w:tcW w:w="7200" w:type="dxa"/>
+          </w:tcPr>
           <w:p>
             <w:hyperlink r:id="rIdL3">
               <w:r>
@@ -370,6 +481,9 @@
       </w:tr>
       <w:tr>
         <w:tc>
+          <w:tcPr>
+            <w:tcW w:w="2160" w:type="dxa"/>
+          </w:tcPr>
           <w:p>
             <w:r>
               <w:t xml:space="preserve">Alert Duration</w:t>
@@ -377,6 +491,9 @@
           </w:p>
         </w:tc>
         <w:tc>
+          <w:tcPr>
+            <w:tcW w:w="7200" w:type="dxa"/>
+          </w:tcPr>
           <w:p>
             <w:r>
               <w:t xml:space="preserve">5</w:t>
@@ -386,6 +503,9 @@
       </w:tr>
       <w:tr>
         <w:tc>
+          <w:tcPr>
+            <w:tcW w:w="2160" w:type="dxa"/>
+          </w:tcPr>
           <w:p>
             <w:r>
               <w:t xml:space="preserve">Alert Color</w:t>
@@ -393,6 +513,9 @@
           </w:p>
         </w:tc>
         <w:tc>
+          <w:tcPr>
+            <w:tcW w:w="7200" w:type="dxa"/>
+          </w:tcPr>
           <w:p>
             <w:r>
               <w:t xml:space="preserve">error</w:t>
@@ -409,7 +532,8 @@
     </w:p>
     <w:tbl>
       <w:tblPr>
-        <w:tblW w:w="0" w:type="auto"/>
+        <w:tblW w:w="9360" w:type="dxa"/>
+        <w:tblLayout w:type="fixed"/>
         <w:tblBorders>
           <w:top w:val="single" w:sz="4" w:color="999999"/>
           <w:left w:val="single" w:sz="4" w:color="999999"/>
@@ -420,12 +544,13 @@
         </w:tblBorders>
       </w:tblPr>
       <w:tblGrid>
-        <w:gridCol w:w="4500"/>
-        <w:gridCol w:w="4500"/>
+        <w:gridCol w:w="2160"/>
+        <w:gridCol w:w="7200"/>
       </w:tblGrid>
       <w:tr>
         <w:tc>
           <w:tcPr>
+            <w:tcW w:w="9360" w:type="dxa"/>
             <w:gridSpan w:val="2"/>
           </w:tcPr>
           <w:p>
@@ -437,6 +562,9 @@
       </w:tr>
       <w:tr>
         <w:tc>
+          <w:tcPr>
+            <w:tcW w:w="2160" w:type="dxa"/>
+          </w:tcPr>
           <w:p>
             <w:r>
               <w:t xml:space="preserve">Styles</w:t>
@@ -444,11 +572,17 @@
           </w:p>
         </w:tc>
         <w:tc>
+          <w:tcPr>
+            <w:tcW w:w="7200" w:type="dxa"/>
+          </w:tcPr>
           <w:p/>
         </w:tc>
       </w:tr>
       <w:tr>
         <w:tc>
+          <w:tcPr>
+            <w:tcW w:w="2160" w:type="dxa"/>
+          </w:tcPr>
           <w:p>
             <w:r>
               <w:t xml:space="preserve">Classname</w:t>
@@ -456,11 +590,17 @@
           </w:p>
         </w:tc>
         <w:tc>
+          <w:tcPr>
+            <w:tcW w:w="7200" w:type="dxa"/>
+          </w:tcPr>
           <w:p/>
         </w:tc>
       </w:tr>
       <w:tr>
         <w:tc>
+          <w:tcPr>
+            <w:tcW w:w="2160" w:type="dxa"/>
+          </w:tcPr>
           <w:p>
             <w:r>
               <w:t xml:space="preserve">Title</w:t>
@@ -468,6 +608,9 @@
           </w:p>
         </w:tc>
         <w:tc>
+          <w:tcPr>
+            <w:tcW w:w="7200" w:type="dxa"/>
+          </w:tcPr>
           <w:p>
             <w:r>
               <w:t xml:space="preserve">Productos destacados</w:t>
@@ -477,6 +620,9 @@
       </w:tr>
       <w:tr>
         <w:tc>
+          <w:tcPr>
+            <w:tcW w:w="2160" w:type="dxa"/>
+          </w:tcPr>
           <w:p>
             <w:r>
               <w:t xml:space="preserve">Link</w:t>
@@ -484,6 +630,9 @@
           </w:p>
         </w:tc>
         <w:tc>
+          <w:tcPr>
+            <w:tcW w:w="7200" w:type="dxa"/>
+          </w:tcPr>
           <w:p>
             <w:hyperlink r:id="rIdL4">
               <w:r>
@@ -499,6 +648,9 @@
       </w:tr>
       <w:tr>
         <w:tc>
+          <w:tcPr>
+            <w:tcW w:w="2160" w:type="dxa"/>
+          </w:tcPr>
           <w:p>
             <w:r>
               <w:t xml:space="preserve">Endpoint</w:t>
@@ -506,6 +658,9 @@
           </w:p>
         </w:tc>
         <w:tc>
+          <w:tcPr>
+            <w:tcW w:w="7200" w:type="dxa"/>
+          </w:tcPr>
           <w:p>
             <w:hyperlink r:id="rIdL5">
               <w:r>
@@ -521,6 +676,9 @@
       </w:tr>
       <w:tr>
         <w:tc>
+          <w:tcPr>
+            <w:tcW w:w="2160" w:type="dxa"/>
+          </w:tcPr>
           <w:p>
             <w:r>
               <w:t xml:space="preserve">Product Link</w:t>
@@ -528,6 +686,9 @@
           </w:p>
         </w:tc>
         <w:tc>
+          <w:tcPr>
+            <w:tcW w:w="7200" w:type="dxa"/>
+          </w:tcPr>
           <w:p>
             <w:r>
               <w:t xml:space="preserve">/productos/{sku}</w:t>
@@ -537,6 +698,9 @@
       </w:tr>
       <w:tr>
         <w:tc>
+          <w:tcPr>
+            <w:tcW w:w="2160" w:type="dxa"/>
+          </w:tcPr>
           <w:p>
             <w:r>
               <w:t xml:space="preserve">Alert Duration</w:t>
@@ -544,6 +708,9 @@
           </w:p>
         </w:tc>
         <w:tc>
+          <w:tcPr>
+            <w:tcW w:w="7200" w:type="dxa"/>
+          </w:tcPr>
           <w:p>
             <w:r>
               <w:t xml:space="preserve">5</w:t>
@@ -553,6 +720,9 @@
       </w:tr>
       <w:tr>
         <w:tc>
+          <w:tcPr>
+            <w:tcW w:w="2160" w:type="dxa"/>
+          </w:tcPr>
           <w:p>
             <w:r>
               <w:t xml:space="preserve">Alert Color</w:t>
@@ -560,6 +730,9 @@
           </w:p>
         </w:tc>
         <w:tc>
+          <w:tcPr>
+            <w:tcW w:w="7200" w:type="dxa"/>
+          </w:tcPr>
           <w:p>
             <w:r>
               <w:t xml:space="preserve">error</w:t>
@@ -576,7 +749,8 @@
     </w:p>
     <w:tbl>
       <w:tblPr>
-        <w:tblW w:w="0" w:type="auto"/>
+        <w:tblW w:w="9360" w:type="dxa"/>
+        <w:tblLayout w:type="fixed"/>
         <w:tblBorders>
           <w:top w:val="single" w:sz="4" w:color="999999"/>
           <w:left w:val="single" w:sz="4" w:color="999999"/>
@@ -587,12 +761,13 @@
         </w:tblBorders>
       </w:tblPr>
       <w:tblGrid>
-        <w:gridCol w:w="4500"/>
-        <w:gridCol w:w="4500"/>
+        <w:gridCol w:w="2160"/>
+        <w:gridCol w:w="7200"/>
       </w:tblGrid>
       <w:tr>
         <w:tc>
           <w:tcPr>
+            <w:tcW w:w="9360" w:type="dxa"/>
             <w:gridSpan w:val="2"/>
           </w:tcPr>
           <w:p>
@@ -604,6 +779,9 @@
       </w:tr>
       <w:tr>
         <w:tc>
+          <w:tcPr>
+            <w:tcW w:w="2160" w:type="dxa"/>
+          </w:tcPr>
           <w:p>
             <w:r>
               <w:t xml:space="preserve">Styles</w:t>
@@ -611,11 +789,17 @@
           </w:p>
         </w:tc>
         <w:tc>
+          <w:tcPr>
+            <w:tcW w:w="7200" w:type="dxa"/>
+          </w:tcPr>
           <w:p/>
         </w:tc>
       </w:tr>
       <w:tr>
         <w:tc>
+          <w:tcPr>
+            <w:tcW w:w="2160" w:type="dxa"/>
+          </w:tcPr>
           <w:p>
             <w:r>
               <w:t xml:space="preserve">Classname</w:t>
@@ -623,11 +807,17 @@
           </w:p>
         </w:tc>
         <w:tc>
+          <w:tcPr>
+            <w:tcW w:w="7200" w:type="dxa"/>
+          </w:tcPr>
           <w:p/>
         </w:tc>
       </w:tr>
       <w:tr>
         <w:tc>
+          <w:tcPr>
+            <w:tcW w:w="2160" w:type="dxa"/>
+          </w:tcPr>
           <w:p>
             <w:r>
               <w:t xml:space="preserve">Title</w:t>
@@ -635,6 +825,9 @@
           </w:p>
         </w:tc>
         <w:tc>
+          <w:tcPr>
+            <w:tcW w:w="7200" w:type="dxa"/>
+          </w:tcPr>
           <w:p>
             <w:r>
               <w:t xml:space="preserve">Promociones</w:t>
@@ -644,6 +837,9 @@
       </w:tr>
       <w:tr>
         <w:tc>
+          <w:tcPr>
+            <w:tcW w:w="2160" w:type="dxa"/>
+          </w:tcPr>
           <w:p>
             <w:r>
               <w:t xml:space="preserve">Endpoint</w:t>
@@ -651,6 +847,9 @@
           </w:p>
         </w:tc>
         <w:tc>
+          <w:tcPr>
+            <w:tcW w:w="7200" w:type="dxa"/>
+          </w:tcPr>
           <w:p>
             <w:hyperlink r:id="rIdL6">
               <w:r>
@@ -666,6 +865,9 @@
       </w:tr>
       <w:tr>
         <w:tc>
+          <w:tcPr>
+            <w:tcW w:w="2160" w:type="dxa"/>
+          </w:tcPr>
           <w:p>
             <w:r>
               <w:t xml:space="preserve">Promo Link</w:t>
@@ -673,6 +875,9 @@
           </w:p>
         </w:tc>
         <w:tc>
+          <w:tcPr>
+            <w:tcW w:w="7200" w:type="dxa"/>
+          </w:tcPr>
           <w:p>
             <w:r>
               <w:t xml:space="preserve">/promociones/{id}</w:t>
@@ -682,6 +887,9 @@
       </w:tr>
       <w:tr>
         <w:tc>
+          <w:tcPr>
+            <w:tcW w:w="2160" w:type="dxa"/>
+          </w:tcPr>
           <w:p>
             <w:r>
               <w:t xml:space="preserve">Alert Duration</w:t>
@@ -689,6 +897,9 @@
           </w:p>
         </w:tc>
         <w:tc>
+          <w:tcPr>
+            <w:tcW w:w="7200" w:type="dxa"/>
+          </w:tcPr>
           <w:p>
             <w:r>
               <w:t xml:space="preserve">5</w:t>
@@ -698,6 +909,9 @@
       </w:tr>
       <w:tr>
         <w:tc>
+          <w:tcPr>
+            <w:tcW w:w="2160" w:type="dxa"/>
+          </w:tcPr>
           <w:p>
             <w:r>
               <w:t xml:space="preserve">Alert Color</w:t>
@@ -705,6 +919,9 @@
           </w:p>
         </w:tc>
         <w:tc>
+          <w:tcPr>
+            <w:tcW w:w="7200" w:type="dxa"/>
+          </w:tcPr>
           <w:p>
             <w:r>
               <w:t xml:space="preserve">error</w:t>
@@ -716,7 +933,8 @@
     <w:p/>
     <w:tbl>
       <w:tblPr>
-        <w:tblW w:w="0" w:type="auto"/>
+        <w:tblW w:w="9360" w:type="dxa"/>
+        <w:tblLayout w:type="fixed"/>
         <w:tblBorders>
           <w:top w:val="single" w:sz="4" w:color="999999"/>
           <w:left w:val="single" w:sz="4" w:color="999999"/>
@@ -727,12 +945,13 @@
         </w:tblBorders>
       </w:tblPr>
       <w:tblGrid>
-        <w:gridCol w:w="4500"/>
-        <w:gridCol w:w="4500"/>
+        <w:gridCol w:w="2160"/>
+        <w:gridCol w:w="7200"/>
       </w:tblGrid>
       <w:tr>
         <w:tc>
           <w:tcPr>
+            <w:tcW w:w="9360" w:type="dxa"/>
             <w:gridSpan w:val="2"/>
           </w:tcPr>
           <w:p>
@@ -744,6 +963,9 @@
       </w:tr>
       <w:tr>
         <w:tc>
+          <w:tcPr>
+            <w:tcW w:w="2160" w:type="dxa"/>
+          </w:tcPr>
           <w:p>
             <w:r>
               <w:t xml:space="preserve">Title</w:t>
@@ -751,6 +973,9 @@
           </w:p>
         </w:tc>
         <w:tc>
+          <w:tcPr>
+            <w:tcW w:w="7200" w:type="dxa"/>
+          </w:tcPr>
           <w:p>
             <w:r>
               <w:t xml:space="preserve">NovaMóvil | Celulares, planes y accesorios</w:t>
@@ -760,6 +985,9 @@
       </w:tr>
       <w:tr>
         <w:tc>
+          <w:tcPr>
+            <w:tcW w:w="2160" w:type="dxa"/>
+          </w:tcPr>
           <w:p>
             <w:r>
               <w:t xml:space="preserve">Description</w:t>
@@ -767,6 +995,9 @@
           </w:p>
         </w:tc>
         <w:tc>
+          <w:tcPr>
+            <w:tcW w:w="7200" w:type="dxa"/>
+          </w:tcPr>
           <w:p>
             <w:r>
               <w:t xml:space="preserve">Compra celulares, planes y accesorios con los mejores precios en NovaMóvil.</w:t>
@@ -776,7 +1007,10 @@
       </w:tr>
     </w:tbl>
     <w:p/>
-    <w:sectPr/>
+    <w:sectPr>
+      <w:pgSz w:w="12240" w:h="15840"/>
+      <w:pgMar w:top="1440" w:right="1440" w:bottom="1440" w:left="1440" w:header="720" w:footer="720" w:gutter="0"/>
+    </w:sectPr>
   </w:body>
 </w:document>
 </file>

--- a/content-drive/index.docx
+++ b/content-drive/index.docx
@@ -521,6 +521,112 @@
               <w:t xml:space="preserve">error</w:t>
             </w:r>
           </w:p>
+        </w:tc>
+      </w:tr>
+      <w:tr>
+        <w:tc>
+          <w:tcPr>
+            <w:tcW w:w="2160" w:type="dxa"/>
+          </w:tcPr>
+          <w:p>
+            <w:r>
+              <w:t xml:space="preserve">Error Message</w:t>
+            </w:r>
+          </w:p>
+        </w:tc>
+        <w:tc>
+          <w:tcPr>
+            <w:tcW w:w="7200" w:type="dxa"/>
+          </w:tcPr>
+          <w:p>
+            <w:r>
+              <w:t xml:space="preserve">No pudimos cargar las categorías. Intenta de nuevo más tarde.</w:t>
+            </w:r>
+          </w:p>
+        </w:tc>
+      </w:tr>
+      <w:tr>
+        <w:tc>
+          <w:tcPr>
+            <w:tcW w:w="2160" w:type="dxa"/>
+          </w:tcPr>
+          <w:p>
+            <w:r>
+              <w:t xml:space="preserve">Empty Title</w:t>
+            </w:r>
+          </w:p>
+        </w:tc>
+        <w:tc>
+          <w:tcPr>
+            <w:tcW w:w="7200" w:type="dxa"/>
+          </w:tcPr>
+          <w:p>
+            <w:r>
+              <w:t xml:space="preserve">Por ahora no hay categorías disponibles</w:t>
+            </w:r>
+          </w:p>
+        </w:tc>
+      </w:tr>
+      <w:tr>
+        <w:tc>
+          <w:tcPr>
+            <w:tcW w:w="2160" w:type="dxa"/>
+          </w:tcPr>
+          <w:p>
+            <w:r>
+              <w:t xml:space="preserve">Empty Text</w:t>
+            </w:r>
+          </w:p>
+        </w:tc>
+        <w:tc>
+          <w:tcPr>
+            <w:tcW w:w="7200" w:type="dxa"/>
+          </w:tcPr>
+          <w:p>
+            <w:r>
+              <w:t xml:space="preserve">Vuelve pronto para descubrir nuestras novedades.</w:t>
+            </w:r>
+          </w:p>
+        </w:tc>
+      </w:tr>
+      <w:tr>
+        <w:tc>
+          <w:tcPr>
+            <w:tcW w:w="2160" w:type="dxa"/>
+          </w:tcPr>
+          <w:p>
+            <w:r>
+              <w:t xml:space="preserve">List Label</w:t>
+            </w:r>
+          </w:p>
+        </w:tc>
+        <w:tc>
+          <w:tcPr>
+            <w:tcW w:w="7200" w:type="dxa"/>
+          </w:tcPr>
+          <w:p>
+            <w:r>
+              <w:t xml:space="preserve">Categorías</w:t>
+            </w:r>
+          </w:p>
+        </w:tc>
+      </w:tr>
+      <w:tr>
+        <w:tc>
+          <w:tcPr>
+            <w:tcW w:w="2160" w:type="dxa"/>
+          </w:tcPr>
+          <w:p>
+            <w:r>
+              <w:t xml:space="preserve">Skeleton Count</w:t>
+            </w:r>
+          </w:p>
+        </w:tc>
+        <w:tc>
+          <w:tcPr>
+            <w:tcW w:w="7200" w:type="dxa"/>
+          </w:tcPr>
+          <w:p/>
         </w:tc>
       </w:tr>
     </w:tbl>

--- a/content-drive/index.docx
+++ b/content-drive/index.docx
@@ -530,7 +530,7 @@
           </w:tcPr>
           <w:p>
             <w:r>
-              <w:t xml:space="preserve">Error Message</w:t>
+              <w:t xml:space="preserve">Error Response Message</w:t>
             </w:r>
           </w:p>
         </w:tc>
@@ -552,7 +552,7 @@
           </w:tcPr>
           <w:p>
             <w:r>
-              <w:t xml:space="preserve">Empty Title</w:t>
+              <w:t xml:space="preserve">Empty Elements Title</w:t>
             </w:r>
           </w:p>
         </w:tc>
@@ -574,7 +574,7 @@
           </w:tcPr>
           <w:p>
             <w:r>
-              <w:t xml:space="preserve">Empty Text</w:t>
+              <w:t xml:space="preserve">Empty Elements Description</w:t>
             </w:r>
           </w:p>
         </w:tc>
@@ -596,7 +596,7 @@
           </w:tcPr>
           <w:p>
             <w:r>
-              <w:t xml:space="preserve">List Label</w:t>
+              <w:t xml:space="preserve">Elements List Accessible Name</w:t>
             </w:r>
           </w:p>
         </w:tc>

--- a/content-drive/index.docx
+++ b/content-drive/index.docx
@@ -609,24 +609,6 @@
               <w:t xml:space="preserve">Categorías</w:t>
             </w:r>
           </w:p>
-        </w:tc>
-      </w:tr>
-      <w:tr>
-        <w:tc>
-          <w:tcPr>
-            <w:tcW w:w="2160" w:type="dxa"/>
-          </w:tcPr>
-          <w:p>
-            <w:r>
-              <w:t xml:space="preserve">Skeleton Count</w:t>
-            </w:r>
-          </w:p>
-        </w:tc>
-        <w:tc>
-          <w:tcPr>
-            <w:tcW w:w="7200" w:type="dxa"/>
-          </w:tcPr>
-          <w:p/>
         </w:tc>
       </w:tr>
     </w:tbl>

--- a/content-drive/index.docx
+++ b/content-drive/index.docx
@@ -552,7 +552,7 @@
           </w:tcPr>
           <w:p>
             <w:r>
-              <w:t xml:space="preserve">Empty Elements Title</w:t>
+              <w:t xml:space="preserve">Empty List Title</w:t>
             </w:r>
           </w:p>
         </w:tc>
@@ -574,7 +574,7 @@
           </w:tcPr>
           <w:p>
             <w:r>
-              <w:t xml:space="preserve">Empty Elements Description</w:t>
+              <w:t xml:space="preserve">Empty List Description</w:t>
             </w:r>
           </w:p>
         </w:tc>
@@ -596,19 +596,15 @@
           </w:tcPr>
           <w:p>
             <w:r>
-              <w:t xml:space="preserve">Elements List Accessible Name</w:t>
-            </w:r>
-          </w:p>
-        </w:tc>
-        <w:tc>
-          <w:tcPr>
-            <w:tcW w:w="7200" w:type="dxa"/>
-          </w:tcPr>
-          <w:p>
-            <w:r>
-              <w:t xml:space="preserve">Categorías</w:t>
-            </w:r>
-          </w:p>
+              <w:t xml:space="preserve">Empty List Icon</w:t>
+            </w:r>
+          </w:p>
+        </w:tc>
+        <w:tc>
+          <w:tcPr>
+            <w:tcW w:w="7200" w:type="dxa"/>
+          </w:tcPr>
+          <w:p/>
         </w:tc>
       </w:tr>
     </w:tbl>

--- a/content-drive/index.docx
+++ b/content-drive/index.docx
@@ -604,7 +604,11 @@
           <w:tcPr>
             <w:tcW w:w="7200" w:type="dxa"/>
           </w:tcPr>
-          <w:p/>
+          <w:p>
+            <w:r>
+              <w:t xml:space="preserve">🗂️</w:t>
+            </w:r>
+          </w:p>
         </w:tc>
       </w:tr>
     </w:tbl>

--- a/content-drive/index.docx
+++ b/content-drive/index.docx
@@ -791,6 +791,28 @@
           </w:tcPr>
           <w:p>
             <w:r>
+              <w:t xml:space="preserve">Button Text</w:t>
+            </w:r>
+          </w:p>
+        </w:tc>
+        <w:tc>
+          <w:tcPr>
+            <w:tcW w:w="7200" w:type="dxa"/>
+          </w:tcPr>
+          <w:p>
+            <w:r>
+              <w:t xml:space="preserve">Ver producto</w:t>
+            </w:r>
+          </w:p>
+        </w:tc>
+      </w:tr>
+      <w:tr>
+        <w:tc>
+          <w:tcPr>
+            <w:tcW w:w="2160" w:type="dxa"/>
+          </w:tcPr>
+          <w:p>
+            <w:r>
               <w:t xml:space="preserve">Alert Duration</w:t>
             </w:r>
           </w:p>
@@ -824,6 +846,94 @@
           <w:p>
             <w:r>
               <w:t xml:space="preserve">error</w:t>
+            </w:r>
+          </w:p>
+        </w:tc>
+      </w:tr>
+      <w:tr>
+        <w:tc>
+          <w:tcPr>
+            <w:tcW w:w="2160" w:type="dxa"/>
+          </w:tcPr>
+          <w:p>
+            <w:r>
+              <w:t xml:space="preserve">Error Response Message</w:t>
+            </w:r>
+          </w:p>
+        </w:tc>
+        <w:tc>
+          <w:tcPr>
+            <w:tcW w:w="7200" w:type="dxa"/>
+          </w:tcPr>
+          <w:p>
+            <w:r>
+              <w:t xml:space="preserve">No pudimos cargar los productos destacados. Intenta de nuevo más tarde.</w:t>
+            </w:r>
+          </w:p>
+        </w:tc>
+      </w:tr>
+      <w:tr>
+        <w:tc>
+          <w:tcPr>
+            <w:tcW w:w="2160" w:type="dxa"/>
+          </w:tcPr>
+          <w:p>
+            <w:r>
+              <w:t xml:space="preserve">Empty List Title</w:t>
+            </w:r>
+          </w:p>
+        </w:tc>
+        <w:tc>
+          <w:tcPr>
+            <w:tcW w:w="7200" w:type="dxa"/>
+          </w:tcPr>
+          <w:p>
+            <w:r>
+              <w:t xml:space="preserve">Por ahora no hay productos destacados</w:t>
+            </w:r>
+          </w:p>
+        </w:tc>
+      </w:tr>
+      <w:tr>
+        <w:tc>
+          <w:tcPr>
+            <w:tcW w:w="2160" w:type="dxa"/>
+          </w:tcPr>
+          <w:p>
+            <w:r>
+              <w:t xml:space="preserve">Empty List Description</w:t>
+            </w:r>
+          </w:p>
+        </w:tc>
+        <w:tc>
+          <w:tcPr>
+            <w:tcW w:w="7200" w:type="dxa"/>
+          </w:tcPr>
+          <w:p>
+            <w:r>
+              <w:t xml:space="preserve">Vuelve pronto para descubrir nuestras ofertas.</w:t>
+            </w:r>
+          </w:p>
+        </w:tc>
+      </w:tr>
+      <w:tr>
+        <w:tc>
+          <w:tcPr>
+            <w:tcW w:w="2160" w:type="dxa"/>
+          </w:tcPr>
+          <w:p>
+            <w:r>
+              <w:t xml:space="preserve">Empty List Icon</w:t>
+            </w:r>
+          </w:p>
+        </w:tc>
+        <w:tc>
+          <w:tcPr>
+            <w:tcW w:w="7200" w:type="dxa"/>
+          </w:tcPr>
+          <w:p>
+            <w:r>
+              <w:t xml:space="preserve">📦</w:t>
             </w:r>
           </w:p>
         </w:tc>
@@ -1013,6 +1123,94 @@
           <w:p>
             <w:r>
               <w:t xml:space="preserve">error</w:t>
+            </w:r>
+          </w:p>
+        </w:tc>
+      </w:tr>
+      <w:tr>
+        <w:tc>
+          <w:tcPr>
+            <w:tcW w:w="2160" w:type="dxa"/>
+          </w:tcPr>
+          <w:p>
+            <w:r>
+              <w:t xml:space="preserve">Error Response Message</w:t>
+            </w:r>
+          </w:p>
+        </w:tc>
+        <w:tc>
+          <w:tcPr>
+            <w:tcW w:w="7200" w:type="dxa"/>
+          </w:tcPr>
+          <w:p>
+            <w:r>
+              <w:t xml:space="preserve">No pudimos cargar las promociones. Intenta de nuevo más tarde.</w:t>
+            </w:r>
+          </w:p>
+        </w:tc>
+      </w:tr>
+      <w:tr>
+        <w:tc>
+          <w:tcPr>
+            <w:tcW w:w="2160" w:type="dxa"/>
+          </w:tcPr>
+          <w:p>
+            <w:r>
+              <w:t xml:space="preserve">Empty List Title</w:t>
+            </w:r>
+          </w:p>
+        </w:tc>
+        <w:tc>
+          <w:tcPr>
+            <w:tcW w:w="7200" w:type="dxa"/>
+          </w:tcPr>
+          <w:p>
+            <w:r>
+              <w:t xml:space="preserve">Por ahora no hay promociones disponibles</w:t>
+            </w:r>
+          </w:p>
+        </w:tc>
+      </w:tr>
+      <w:tr>
+        <w:tc>
+          <w:tcPr>
+            <w:tcW w:w="2160" w:type="dxa"/>
+          </w:tcPr>
+          <w:p>
+            <w:r>
+              <w:t xml:space="preserve">Empty List Description</w:t>
+            </w:r>
+          </w:p>
+        </w:tc>
+        <w:tc>
+          <w:tcPr>
+            <w:tcW w:w="7200" w:type="dxa"/>
+          </w:tcPr>
+          <w:p>
+            <w:r>
+              <w:t xml:space="preserve">Vuelve pronto para descubrir nuestras nuevas ofertas.</w:t>
+            </w:r>
+          </w:p>
+        </w:tc>
+      </w:tr>
+      <w:tr>
+        <w:tc>
+          <w:tcPr>
+            <w:tcW w:w="2160" w:type="dxa"/>
+          </w:tcPr>
+          <w:p>
+            <w:r>
+              <w:t xml:space="preserve">Empty List Icon</w:t>
+            </w:r>
+          </w:p>
+        </w:tc>
+        <w:tc>
+          <w:tcPr>
+            <w:tcW w:w="7200" w:type="dxa"/>
+          </w:tcPr>
+          <w:p>
+            <w:r>
+              <w:t xml:space="preserve">🏷️</w:t>
             </w:r>
           </w:p>
         </w:tc>

--- a/content-drive/index.docx
+++ b/content-drive/index.docx
@@ -934,6 +934,28 @@
           <w:p>
             <w:r>
               <w:t xml:space="preserve">📦</w:t>
+            </w:r>
+          </w:p>
+        </w:tc>
+      </w:tr>
+      <w:tr>
+        <w:tc>
+          <w:tcPr>
+            <w:tcW w:w="2160" w:type="dxa"/>
+          </w:tcPr>
+          <w:p>
+            <w:r>
+              <w:t xml:space="preserve">Image Error Message</w:t>
+            </w:r>
+          </w:p>
+        </w:tc>
+        <w:tc>
+          <w:tcPr>
+            <w:tcW w:w="7200" w:type="dxa"/>
+          </w:tcPr>
+          <w:p>
+            <w:r>
+              <w:t xml:space="preserve">Imagen no disponible</w:t>
             </w:r>
           </w:p>
         </w:tc>

--- a/content-drive/index.docx
+++ b/content-drive/index.docx
@@ -779,7 +779,7 @@
           </w:tcPr>
           <w:p>
             <w:r>
-              <w:t xml:space="preserve">/productos/{sku}</w:t>
+              <w:t xml:space="preserve">/celulares/producto?sku={sku}</w:t>
             </w:r>
           </w:p>
         </w:tc>

--- a/content-drive/index.docx
+++ b/content-drive/index.docx
@@ -779,7 +779,7 @@
           </w:tcPr>
           <w:p>
             <w:r>
-              <w:t xml:space="preserve">/celulares/producto?sku={sku}</w:t>
+              <w:t xml:space="preserve">/celulares/{sku}</w:t>
             </w:r>
           </w:p>
         </w:tc>

--- a/content-drive/index.docx
+++ b/content-drive/index.docx
@@ -779,7 +779,7 @@
           </w:tcPr>
           <w:p>
             <w:r>
-              <w:t xml:space="preserve">/celulares/{sku}</w:t>
+              <w:t xml:space="preserve">/celulares/?sku={sku}</w:t>
             </w:r>
           </w:p>
         </w:tc>

--- a/content-drive/index.docx
+++ b/content-drive/index.docx
@@ -779,7 +779,7 @@
           </w:tcPr>
           <w:p>
             <w:r>
-              <w:t xml:space="preserve">/celulares/?sku={sku}</w:t>
+              <w:t xml:space="preserve">/celulares/?id={id}</w:t>
             </w:r>
           </w:p>
         </w:tc>
